--- a/mps-nivel-c/oficial/04_registros/AASP_Andamento-Processuais/REQ-AASPAP01-001_Documento-de-Requisitos.docx
+++ b/mps-nivel-c/oficial/04_registros/AASP_Andamento-Processuais/REQ-AASPAP01-001_Documento-de-Requisitos.docx
@@ -444,13 +444,7 @@
               <w:spacing w:before="40" w:after="40"/>
             </w:pPr>
             <w:r>
-              <w:rPr>
-                <w:rFonts w:ascii="Calibri" w:hAnsi="Calibri"/>
-                <w:b w:val="0"/>
-                <w:i w:val="0"/>
-                <w:sz w:val="20"/>
-              </w:rPr>
-              <w:t>Cezar Hiraki Velazquez (GP / Tech Lead / Arquiteto)</w:t>
+              <w:t>Abraão Oliveira</w:t>
             </w:r>
           </w:p>
         </w:tc>

--- a/mps-nivel-c/oficial/04_registros/AASP_Andamento-Processuais/REQ-AASPAP01-001_Documento-de-Requisitos.docx
+++ b/mps-nivel-c/oficial/04_registros/AASP_Andamento-Processuais/REQ-AASPAP01-001_Documento-de-Requisitos.docx
@@ -34,7 +34,7 @@
           <w:color w:val="555555"/>
           <w:sz w:val="20"/>
         </w:rPr>
-        <w:t>REQ-AASPAP01-001   ·   Versão Data   ·   11/06/2026   ·   Timeware Brasil</w:t>
+        <w:t>REQ-AASPAP01-001   ·   Versão 1.0   ·   11/06/2026   ·   Timeware Brasil</w:t>
       </w:r>
     </w:p>
     <w:p>

--- a/mps-nivel-c/oficial/04_registros/AASP_Andamento-Processuais/REQ-AASPAP01-001_Documento-de-Requisitos.docx
+++ b/mps-nivel-c/oficial/04_registros/AASP_Andamento-Processuais/REQ-AASPAP01-001_Documento-de-Requisitos.docx
@@ -384,17 +384,8 @@
             </w:tcMar>
           </w:tcPr>
           <w:p>
-            <w:pPr>
-              <w:spacing w:before="40" w:after="40"/>
-            </w:pPr>
             <w:r>
-              <w:rPr>
-                <w:rFonts w:ascii="Calibri" w:hAnsi="Calibri"/>
-                <w:b w:val="0"/>
-                <w:i w:val="0"/>
-                <w:sz w:val="20"/>
-              </w:rPr>
-              <w:t>11/06/2026</w:t>
+              <w:t>18/12/2025</w:t>
             </w:r>
           </w:p>
         </w:tc>
@@ -4543,17 +4534,8 @@
             </w:tcMar>
           </w:tcPr>
           <w:p>
-            <w:pPr>
-              <w:spacing w:before="40" w:after="40"/>
-            </w:pPr>
             <w:r>
-              <w:rPr>
-                <w:rFonts w:ascii="Calibri" w:hAnsi="Calibri"/>
-                <w:b w:val="0"/>
-                <w:i w:val="0"/>
-                <w:sz w:val="20"/>
-              </w:rPr>
-              <w:t>11/06/2026</w:t>
+              <w:t>18/12/2025</w:t>
             </w:r>
           </w:p>
         </w:tc>
@@ -4568,17 +4550,8 @@
             </w:tcMar>
           </w:tcPr>
           <w:p>
-            <w:pPr>
-              <w:spacing w:before="40" w:after="40"/>
-            </w:pPr>
             <w:r>
-              <w:rPr>
-                <w:rFonts w:ascii="Calibri" w:hAnsi="Calibri"/>
-                <w:b w:val="0"/>
-                <w:i w:val="0"/>
-                <w:sz w:val="20"/>
-              </w:rPr>
-              <w:t>Time de Melhoria Contínua</w:t>
+              <w:t>Equipe Técnica</w:t>
             </w:r>
           </w:p>
         </w:tc>

--- a/mps-nivel-c/oficial/04_registros/AASP_Andamento-Processuais/REQ-AASPAP01-001_Documento-de-Requisitos.docx
+++ b/mps-nivel-c/oficial/04_registros/AASP_Andamento-Processuais/REQ-AASPAP01-001_Documento-de-Requisitos.docx
@@ -34,7 +34,7 @@
           <w:color w:val="555555"/>
           <w:sz w:val="20"/>
         </w:rPr>
-        <w:t>REQ-AASPAP01-001   ·   Versão 1.0   ·   11/06/2026   ·   Timeware Brasil</w:t>
+        <w:t>REQ-AASPAP01-001   ·   Versão 1.0   ·   18/12/2025   ·   Timeware Brasil</w:t>
       </w:r>
     </w:p>
     <w:p>

--- a/mps-nivel-c/oficial/04_registros/AASP_Andamento-Processuais/REQ-AASPAP01-001_Documento-de-Requisitos.docx
+++ b/mps-nivel-c/oficial/04_registros/AASP_Andamento-Processuais/REQ-AASPAP01-001_Documento-de-Requisitos.docx
@@ -416,7 +416,7 @@
                 <w:i w:val="0"/>
                 <w:sz w:val="20"/>
               </w:rPr>
-              <w:t>Gerente de Projeto</w:t>
+              <w:t>Responsáveis (Discovery)</w:t>
             </w:r>
           </w:p>
         </w:tc>
@@ -435,7 +435,7 @@
               <w:spacing w:before="40" w:after="40"/>
             </w:pPr>
             <w:r>
-              <w:t>Abraão Oliveira</w:t>
+              <w:t>Cézar Hiraki Velázquez (Tech Lead) / Marcos Turnes (PO)</w:t>
             </w:r>
           </w:p>
         </w:tc>
@@ -924,6 +924,7 @@
         <w:gridCol w:w="2225"/>
         <w:gridCol w:w="2225"/>
         <w:gridCol w:w="2225"/>
+        <w:gridCol/>
       </w:tblGrid>
       <w:tr>
         <w:trPr>
@@ -1037,6 +1038,33 @@
             </w:r>
           </w:p>
         </w:tc>
+        <w:tc>
+          <w:tcPr>
+            <w:tcW w:type="dxa" w:w="2225"/>
+            <w:tcMar>
+              <w:top w:w="60" w:type="dxa"/>
+              <w:bottom w:w="60" w:type="dxa"/>
+              <w:left w:w="100" w:type="dxa"/>
+              <w:right w:w="100" w:type="dxa"/>
+            </w:tcMar>
+            <w:shd w:val="clear" w:color="auto" w:fill="003366"/>
+          </w:tcPr>
+          <w:p>
+            <w:pPr>
+              <w:spacing w:before="40" w:after="40"/>
+            </w:pPr>
+            <w:r>
+              <w:rPr>
+                <w:rFonts w:ascii="Calibri" w:hAnsi="Calibri"/>
+                <w:b/>
+                <w:i w:val="0"/>
+                <w:color w:val="FFFFFF"/>
+                <w:sz w:val="20"/>
+              </w:rPr>
+              <w:t>Critérios de aceite</w:t>
+            </w:r>
+          </w:p>
+        </w:tc>
       </w:tr>
       <w:tr>
         <w:trPr>
@@ -1146,6 +1174,32 @@
             </w:r>
           </w:p>
         </w:tc>
+        <w:tc>
+          <w:tcPr>
+            <w:tcW w:type="dxa" w:w="2225"/>
+            <w:tcMar>
+              <w:top w:w="60" w:type="dxa"/>
+              <w:bottom w:w="60" w:type="dxa"/>
+              <w:left w:w="100" w:type="dxa"/>
+              <w:right w:w="100" w:type="dxa"/>
+            </w:tcMar>
+            <w:shd w:val="clear" w:color="auto" w:fill="EBF5FB"/>
+          </w:tcPr>
+          <w:p>
+            <w:pPr>
+              <w:spacing w:before="40" w:after="40"/>
+            </w:pPr>
+            <w:r>
+              <w:rPr>
+                <w:rFonts w:ascii="Calibri" w:hAnsi="Calibri"/>
+                <w:b w:val="0"/>
+                <w:i w:val="0"/>
+                <w:sz w:val="20"/>
+              </w:rPr>
+              <w:t>Mensagens publicadas na fila WorkerAndamentos com SegmentoTribunal, independentemente do tribunal de origem. Verif.: CT-02, CT-03.</w:t>
+            </w:r>
+          </w:p>
+        </w:tc>
       </w:tr>
       <w:tr>
         <w:trPr>
@@ -1248,6 +1302,31 @@
                 <w:sz w:val="20"/>
               </w:rPr>
               <w:t>Alta</w:t>
+            </w:r>
+          </w:p>
+        </w:tc>
+        <w:tc>
+          <w:tcPr>
+            <w:tcW w:type="dxa" w:w="2225"/>
+            <w:tcMar>
+              <w:top w:w="60" w:type="dxa"/>
+              <w:bottom w:w="60" w:type="dxa"/>
+              <w:left w:w="100" w:type="dxa"/>
+              <w:right w:w="100" w:type="dxa"/>
+            </w:tcMar>
+          </w:tcPr>
+          <w:p>
+            <w:pPr>
+              <w:spacing w:before="40" w:after="40"/>
+            </w:pPr>
+            <w:r>
+              <w:rPr>
+                <w:rFonts w:ascii="Calibri" w:hAnsi="Calibri"/>
+                <w:b w:val="0"/>
+                <w:i w:val="0"/>
+                <w:sz w:val="20"/>
+              </w:rPr>
+              <w:t>Webhook indexa dados de qualquer fonte (EPROC e CNJ) sem campos fixos por tribunal. Verif.: CT-01, CT-04.</w:t>
             </w:r>
           </w:p>
         </w:tc>
@@ -1379,6 +1458,32 @@
             </w:r>
           </w:p>
         </w:tc>
+        <w:tc>
+          <w:tcPr>
+            <w:tcW w:type="dxa" w:w="2225"/>
+            <w:tcMar>
+              <w:top w:w="60" w:type="dxa"/>
+              <w:bottom w:w="60" w:type="dxa"/>
+              <w:left w:w="100" w:type="dxa"/>
+              <w:right w:w="100" w:type="dxa"/>
+            </w:tcMar>
+            <w:shd w:val="clear" w:color="auto" w:fill="EBF5FB"/>
+          </w:tcPr>
+          <w:p>
+            <w:pPr>
+              <w:spacing w:before="40" w:after="40"/>
+            </w:pPr>
+            <w:r>
+              <w:rPr>
+                <w:rFonts w:ascii="Calibri" w:hAnsi="Calibri"/>
+                <w:b w:val="0"/>
+                <w:i w:val="0"/>
+                <w:sz w:val="20"/>
+              </w:rPr>
+              <w:t>Nova movimentação inativa o registro anterior e cria um novo, sem sobrescrita; histórico preservado. Verif.: CT-05.</w:t>
+            </w:r>
+          </w:p>
+        </w:tc>
       </w:tr>
       <w:tr>
         <w:trPr>
@@ -1503,6 +1608,31 @@
             </w:r>
           </w:p>
         </w:tc>
+        <w:tc>
+          <w:tcPr>
+            <w:tcW w:type="dxa" w:w="2225"/>
+            <w:tcMar>
+              <w:top w:w="60" w:type="dxa"/>
+              <w:bottom w:w="60" w:type="dxa"/>
+              <w:left w:w="100" w:type="dxa"/>
+              <w:right w:w="100" w:type="dxa"/>
+            </w:tcMar>
+          </w:tcPr>
+          <w:p>
+            <w:pPr>
+              <w:spacing w:before="40" w:after="40"/>
+            </w:pPr>
+            <w:r>
+              <w:rPr>
+                <w:rFonts w:ascii="Calibri" w:hAnsi="Calibri"/>
+                <w:b w:val="0"/>
+                <w:i w:val="0"/>
+                <w:sz w:val="20"/>
+              </w:rPr>
+              <w:t>DataUltimaAtualizacao atualizada no registro ativo mesmo sem novas movimentações. Verif.: CT-06.</w:t>
+            </w:r>
+          </w:p>
+        </w:tc>
       </w:tr>
       <w:tr>
         <w:trPr>
@@ -1612,6 +1742,32 @@
             </w:r>
           </w:p>
         </w:tc>
+        <w:tc>
+          <w:tcPr>
+            <w:tcW w:type="dxa" w:w="2225"/>
+            <w:tcMar>
+              <w:top w:w="60" w:type="dxa"/>
+              <w:bottom w:w="60" w:type="dxa"/>
+              <w:left w:w="100" w:type="dxa"/>
+              <w:right w:w="100" w:type="dxa"/>
+            </w:tcMar>
+            <w:shd w:val="clear" w:color="auto" w:fill="EBF5FB"/>
+          </w:tcPr>
+          <w:p>
+            <w:pPr>
+              <w:spacing w:before="40" w:after="40"/>
+            </w:pPr>
+            <w:r>
+              <w:rPr>
+                <w:rFonts w:ascii="Calibri" w:hAnsi="Calibri"/>
+                <w:b w:val="0"/>
+                <w:i w:val="0"/>
+                <w:sz w:val="20"/>
+              </w:rPr>
+              <w:t>Após captura via CNJ, a parceira é verificada e o NUP é desligado quando cadastrado. Verif.: CT-07.</w:t>
+            </w:r>
+          </w:p>
+        </w:tc>
       </w:tr>
       <w:tr>
         <w:trPr>
@@ -1714,6 +1870,31 @@
                 <w:sz w:val="20"/>
               </w:rPr>
               <w:t>Alta</w:t>
+            </w:r>
+          </w:p>
+        </w:tc>
+        <w:tc>
+          <w:tcPr>
+            <w:tcW w:type="dxa" w:w="2225"/>
+            <w:tcMar>
+              <w:top w:w="60" w:type="dxa"/>
+              <w:bottom w:w="60" w:type="dxa"/>
+              <w:left w:w="100" w:type="dxa"/>
+              <w:right w:w="100" w:type="dxa"/>
+            </w:tcMar>
+          </w:tcPr>
+          <w:p>
+            <w:pPr>
+              <w:spacing w:before="40" w:after="40"/>
+            </w:pPr>
+            <w:r>
+              <w:rPr>
+                <w:rFonts w:ascii="Calibri" w:hAnsi="Calibri"/>
+                <w:b w:val="0"/>
+                <w:i w:val="0"/>
+                <w:sz w:val="20"/>
+              </w:rPr>
+              <w:t>Resultado do desligamento registrado nas tabelas de cadastro da parceira. Verif.: CT-07.</w:t>
             </w:r>
           </w:p>
         </w:tc>
@@ -1864,6 +2045,32 @@
             </w:r>
           </w:p>
         </w:tc>
+        <w:tc>
+          <w:tcPr>
+            <w:tcW w:type="dxa" w:w="2225"/>
+            <w:tcMar>
+              <w:top w:w="60" w:type="dxa"/>
+              <w:bottom w:w="60" w:type="dxa"/>
+              <w:left w:w="100" w:type="dxa"/>
+              <w:right w:w="100" w:type="dxa"/>
+            </w:tcMar>
+            <w:shd w:val="clear" w:color="auto" w:fill="EBF5FB"/>
+          </w:tcPr>
+          <w:p>
+            <w:pPr>
+              <w:spacing w:before="40" w:after="40"/>
+            </w:pPr>
+            <w:r>
+              <w:rPr>
+                <w:rFonts w:ascii="Calibri" w:hAnsi="Calibri"/>
+                <w:b w:val="0"/>
+                <w:i w:val="0"/>
+                <w:sz w:val="20"/>
+              </w:rPr>
+              <w:t>Campo Observacao registra o detalhe do erro por instância. Verif.: CT-09.</w:t>
+            </w:r>
+          </w:p>
+        </w:tc>
       </w:tr>
       <w:tr>
         <w:trPr>
@@ -1985,6 +2192,31 @@
                 <w:sz w:val="20"/>
               </w:rPr>
               <w:t>Alta</w:t>
+            </w:r>
+          </w:p>
+        </w:tc>
+        <w:tc>
+          <w:tcPr>
+            <w:tcW w:type="dxa" w:w="2225"/>
+            <w:tcMar>
+              <w:top w:w="60" w:type="dxa"/>
+              <w:bottom w:w="60" w:type="dxa"/>
+              <w:left w:w="100" w:type="dxa"/>
+              <w:right w:w="100" w:type="dxa"/>
+            </w:tcMar>
+          </w:tcPr>
+          <w:p>
+            <w:pPr>
+              <w:spacing w:before="40" w:after="40"/>
+            </w:pPr>
+            <w:r>
+              <w:rPr>
+                <w:rFonts w:ascii="Calibri" w:hAnsi="Calibri"/>
+                <w:b w:val="0"/>
+                <w:i w:val="0"/>
+                <w:sz w:val="20"/>
+              </w:rPr>
+              <w:t>Erro parcial: ProcessoCaptura recebe status 3 e apenas a instância afetada é marcada. Verif.: CT-09.</w:t>
             </w:r>
           </w:p>
         </w:tc>
@@ -2135,6 +2367,32 @@
             </w:r>
           </w:p>
         </w:tc>
+        <w:tc>
+          <w:tcPr>
+            <w:tcW w:type="dxa" w:w="2225"/>
+            <w:tcMar>
+              <w:top w:w="60" w:type="dxa"/>
+              <w:bottom w:w="60" w:type="dxa"/>
+              <w:left w:w="100" w:type="dxa"/>
+              <w:right w:w="100" w:type="dxa"/>
+            </w:tcMar>
+            <w:shd w:val="clear" w:color="auto" w:fill="EBF5FB"/>
+          </w:tcPr>
+          <w:p>
+            <w:pPr>
+              <w:spacing w:before="40" w:after="40"/>
+            </w:pPr>
+            <w:r>
+              <w:rPr>
+                <w:rFonts w:ascii="Calibri" w:hAnsi="Calibri"/>
+                <w:b w:val="0"/>
+                <w:i w:val="0"/>
+                <w:sz w:val="20"/>
+              </w:rPr>
+              <w:t>NUP inválido pela parceira: Status=8 e Resposta=10 em todas as instâncias. Verif.: CT-10.</w:t>
+            </w:r>
+          </w:p>
+        </w:tc>
       </w:tr>
       <w:tr>
         <w:trPr>
@@ -2275,6 +2533,31 @@
                 <w:sz w:val="20"/>
               </w:rPr>
               <w:t>Alta</w:t>
+            </w:r>
+          </w:p>
+        </w:tc>
+        <w:tc>
+          <w:tcPr>
+            <w:tcW w:type="dxa" w:w="2225"/>
+            <w:tcMar>
+              <w:top w:w="60" w:type="dxa"/>
+              <w:bottom w:w="60" w:type="dxa"/>
+              <w:left w:w="100" w:type="dxa"/>
+              <w:right w:w="100" w:type="dxa"/>
+            </w:tcMar>
+          </w:tcPr>
+          <w:p>
+            <w:pPr>
+              <w:spacing w:before="40" w:after="40"/>
+            </w:pPr>
+            <w:r>
+              <w:rPr>
+                <w:rFonts w:ascii="Calibri" w:hAnsi="Calibri"/>
+                <w:b w:val="0"/>
+                <w:i w:val="0"/>
+                <w:sz w:val="20"/>
+              </w:rPr>
+              <w:t>CodigoFonteAPI atualizado em ProcessoCaptura após cada captura. Verif.: CT-04, CT-08.</w:t>
             </w:r>
           </w:p>
         </w:tc>
@@ -2425,6 +2708,32 @@
             </w:r>
           </w:p>
         </w:tc>
+        <w:tc>
+          <w:tcPr>
+            <w:tcW w:type="dxa" w:w="2225"/>
+            <w:tcMar>
+              <w:top w:w="60" w:type="dxa"/>
+              <w:bottom w:w="60" w:type="dxa"/>
+              <w:left w:w="100" w:type="dxa"/>
+              <w:right w:w="100" w:type="dxa"/>
+            </w:tcMar>
+            <w:shd w:val="clear" w:color="auto" w:fill="EBF5FB"/>
+          </w:tcPr>
+          <w:p>
+            <w:pPr>
+              <w:spacing w:before="40" w:after="40"/>
+            </w:pPr>
+            <w:r>
+              <w:rPr>
+                <w:rFonts w:ascii="Calibri" w:hAnsi="Calibri"/>
+                <w:b w:val="0"/>
+                <w:i w:val="0"/>
+                <w:sz w:val="20"/>
+              </w:rPr>
+              <w:t>Campo Segredo atualizado por instância (uma em segredo e outra não, tratadas separadamente). Verif.: CT-11.</w:t>
+            </w:r>
+          </w:p>
+        </w:tc>
       </w:tr>
       <w:tr>
         <w:trPr>
@@ -2537,6 +2846,31 @@
                 <w:sz w:val="20"/>
               </w:rPr>
               <w:t>Média</w:t>
+            </w:r>
+          </w:p>
+        </w:tc>
+        <w:tc>
+          <w:tcPr>
+            <w:tcW w:type="dxa" w:w="2225"/>
+            <w:tcMar>
+              <w:top w:w="60" w:type="dxa"/>
+              <w:bottom w:w="60" w:type="dxa"/>
+              <w:left w:w="100" w:type="dxa"/>
+              <w:right w:w="100" w:type="dxa"/>
+            </w:tcMar>
+          </w:tcPr>
+          <w:p>
+            <w:pPr>
+              <w:spacing w:before="40" w:after="40"/>
+            </w:pPr>
+            <w:r>
+              <w:rPr>
+                <w:rFonts w:ascii="Calibri" w:hAnsi="Calibri"/>
+                <w:b w:val="0"/>
+                <w:i w:val="0"/>
+                <w:sz w:val="20"/>
+              </w:rPr>
+              <w:t>RunUpdater desmembrado prioriza os retornos por tipo de resultado; fluxo validado de ponta a ponta. Verif.: CT-08.</w:t>
             </w:r>
           </w:p>
         </w:tc>
